--- a/01-嵌入式操作系统及应用/01-教案/嵌入式操作系统及应用-31.docx
+++ b/01-嵌入式操作系统及应用/01-教案/嵌入式操作系统及应用-31.docx
@@ -113,7 +113,6 @@
             <w:insideH w:val="single" w:color="auto" w:sz="4" w:space="0"/>
             <w:insideV w:val="single" w:color="auto" w:sz="4" w:space="0"/>
           </w:tblBorders>
-          <w:shd w:val="clear" w:color="auto" w:fill="FFFFFF"/>
           <w:tblCellMar>
             <w:top w:w="0" w:type="dxa"/>
             <w:left w:w="108" w:type="dxa"/>
@@ -235,6 +234,21 @@
                 <w:lang w:val="en-US" w:eastAsia="zh-CN"/>
               </w:rPr>
             </w:pPr>
+            <w:r>
+              <w:rPr>
+                <w:rFonts w:ascii="Segoe UI" w:hAnsi="Segoe UI" w:eastAsia="Segoe UI" w:cs="Segoe UI"/>
+                <w:i w:val="0"/>
+                <w:iCs w:val="0"/>
+                <w:caps w:val="0"/>
+                <w:spacing w:val="0"/>
+                <w:sz w:val="16"/>
+                <w:szCs w:val="16"/>
+                <w:shd w:val="clear" w:fill="FBFBFB"/>
+              </w:rPr>
+              <w:t>2026-01-14</w:t>
+            </w:r>
+            <w:bookmarkStart w:id="0" w:name="_GoBack"/>
+            <w:bookmarkEnd w:id="0"/>
           </w:p>
         </w:tc>
       </w:tr>
@@ -318,33 +332,6 @@
               </w:rPr>
               <w:t>物联网2411</w:t>
             </w:r>
-            <w:r>
-              <w:rPr>
-                <w:rFonts w:hint="eastAsia" w:ascii="宋体" w:hAnsi="宋体" w:eastAsia="宋体" w:cs="宋体"/>
-                <w:sz w:val="21"/>
-                <w:szCs w:val="21"/>
-                <w:lang w:val="en-US" w:eastAsia="zh-CN"/>
-              </w:rPr>
-              <w:t>|</w:t>
-            </w:r>
-            <w:r>
-              <w:rPr>
-                <w:rFonts w:hint="eastAsia" w:ascii="宋体" w:hAnsi="宋体" w:eastAsia="宋体" w:cs="宋体"/>
-                <w:sz w:val="21"/>
-                <w:szCs w:val="21"/>
-                <w:lang w:eastAsia="zh-CN"/>
-              </w:rPr>
-              <w:t>物联网241</w:t>
-            </w:r>
-            <w:r>
-              <w:rPr>
-                <w:rFonts w:hint="eastAsia" w:ascii="宋体" w:hAnsi="宋体" w:eastAsia="宋体" w:cs="宋体"/>
-                <w:sz w:val="21"/>
-                <w:szCs w:val="21"/>
-                <w:lang w:val="en-US" w:eastAsia="zh-CN"/>
-              </w:rPr>
-              <w:t>2</w:t>
-            </w:r>
           </w:p>
         </w:tc>
         <w:tc>
@@ -418,6 +405,7 @@
             <w:insideH w:val="single" w:color="auto" w:sz="4" w:space="0"/>
             <w:insideV w:val="single" w:color="auto" w:sz="4" w:space="0"/>
           </w:tblBorders>
+          <w:shd w:val="clear" w:color="auto" w:fill="FFFFFF"/>
           <w:tblCellMar>
             <w:top w:w="0" w:type="dxa"/>
             <w:left w:w="108" w:type="dxa"/>
@@ -500,6 +488,7 @@
             <w:insideH w:val="single" w:color="auto" w:sz="4" w:space="0"/>
             <w:insideV w:val="single" w:color="auto" w:sz="4" w:space="0"/>
           </w:tblBorders>
+          <w:shd w:val="clear" w:color="auto" w:fill="FFFFFF"/>
           <w:tblCellMar>
             <w:top w:w="0" w:type="dxa"/>
             <w:left w:w="108" w:type="dxa"/>
@@ -691,7 +680,6 @@
                 <w:spacing w:val="0"/>
                 <w:sz w:val="17"/>
                 <w:szCs w:val="17"/>
-                <w:bdr w:val="none" w:color="auto" w:sz="0" w:space="0"/>
                 <w:shd w:val="clear" w:fill="F0F0F0"/>
               </w:rPr>
               <w:t>device_info_init()</w:t>
@@ -721,7 +709,6 @@
                 <w:spacing w:val="0"/>
                 <w:sz w:val="17"/>
                 <w:szCs w:val="17"/>
-                <w:bdr w:val="none" w:color="auto" w:sz="0" w:space="0"/>
                 <w:shd w:val="clear" w:fill="F0F0F0"/>
               </w:rPr>
               <w:t>oc_mqtt_init()</w:t>
@@ -751,7 +738,6 @@
                 <w:spacing w:val="0"/>
                 <w:sz w:val="17"/>
                 <w:szCs w:val="17"/>
-                <w:bdr w:val="none" w:color="auto" w:sz="0" w:space="0"/>
                 <w:shd w:val="clear" w:fill="F0F0F0"/>
               </w:rPr>
               <w:t>oc_mqtt_profile_propertyreport()</w:t>
@@ -930,7 +916,6 @@
                 <w:spacing w:val="0"/>
                 <w:sz w:val="17"/>
                 <w:szCs w:val="17"/>
-                <w:bdr w:val="none" w:color="auto" w:sz="0" w:space="0"/>
                 <w:shd w:val="clear" w:fill="F0F0F0"/>
               </w:rPr>
               <w:t>ia_cmd_response_callback</w:t>
@@ -1147,7 +1132,6 @@
                 <w:spacing w:val="0"/>
                 <w:sz w:val="17"/>
                 <w:szCs w:val="17"/>
-                <w:bdr w:val="none" w:color="auto" w:sz="0" w:space="0"/>
                 <w:shd w:val="clear" w:fill="F0F0F0"/>
               </w:rPr>
               <w:t>device_info_init()</w:t>
@@ -1177,7 +1161,6 @@
                 <w:spacing w:val="0"/>
                 <w:sz w:val="17"/>
                 <w:szCs w:val="17"/>
-                <w:bdr w:val="none" w:color="auto" w:sz="0" w:space="0"/>
                 <w:shd w:val="clear" w:fill="F0F0F0"/>
               </w:rPr>
               <w:t>oc_mqtt_profile_propertyreport()</w:t>
@@ -1207,7 +1190,6 @@
                 <w:spacing w:val="0"/>
                 <w:sz w:val="17"/>
                 <w:szCs w:val="17"/>
-                <w:bdr w:val="none" w:color="auto" w:sz="0" w:space="0"/>
                 <w:shd w:val="clear" w:fill="F0F0F0"/>
               </w:rPr>
               <w:t>oc_set_cmd_rsp_cb()</w:t>
@@ -1293,7 +1275,6 @@
                 <w:spacing w:val="0"/>
                 <w:sz w:val="17"/>
                 <w:szCs w:val="17"/>
-                <w:bdr w:val="none" w:color="auto" w:sz="0" w:space="0"/>
                 <w:shd w:val="clear" w:fill="F0F0F0"/>
               </w:rPr>
               <w:t>ia_deal_cmd_msg()</w:t>
@@ -1351,7 +1332,6 @@
                 <w:spacing w:val="0"/>
                 <w:sz w:val="17"/>
                 <w:szCs w:val="17"/>
-                <w:bdr w:val="none" w:color="auto" w:sz="0" w:space="0"/>
                 <w:shd w:val="clear" w:fill="F0F0F0"/>
               </w:rPr>
               <w:t>ia_msg_t</w:t>
@@ -1381,7 +1361,6 @@
                 <w:spacing w:val="0"/>
                 <w:sz w:val="17"/>
                 <w:szCs w:val="17"/>
-                <w:bdr w:val="none" w:color="auto" w:sz="0" w:space="0"/>
                 <w:shd w:val="clear" w:fill="F0F0F0"/>
               </w:rPr>
               <w:t>temp</w:t>
@@ -1411,7 +1390,6 @@
                 <w:spacing w:val="0"/>
                 <w:sz w:val="17"/>
                 <w:szCs w:val="17"/>
-                <w:bdr w:val="none" w:color="auto" w:sz="0" w:space="0"/>
                 <w:shd w:val="clear" w:fill="F0F0F0"/>
               </w:rPr>
               <w:t>hum</w:t>
@@ -1441,7 +1419,6 @@
                 <w:spacing w:val="0"/>
                 <w:sz w:val="17"/>
                 <w:szCs w:val="17"/>
-                <w:bdr w:val="none" w:color="auto" w:sz="0" w:space="0"/>
                 <w:shd w:val="clear" w:fill="F0F0F0"/>
               </w:rPr>
               <w:t>lum</w:t>
@@ -1874,6 +1851,7 @@
             <w:insideH w:val="single" w:color="auto" w:sz="4" w:space="0"/>
             <w:insideV w:val="single" w:color="auto" w:sz="4" w:space="0"/>
           </w:tblBorders>
+          <w:shd w:val="clear" w:color="auto" w:fill="FFFFFF"/>
           <w:tblCellMar>
             <w:top w:w="0" w:type="dxa"/>
             <w:left w:w="108" w:type="dxa"/>
@@ -2601,7 +2579,6 @@
                 <w:spacing w:val="0"/>
                 <w:sz w:val="17"/>
                 <w:szCs w:val="17"/>
-                <w:bdr w:val="none" w:color="auto" w:sz="0" w:space="0"/>
                 <w:shd w:val="clear" w:fill="F0F0F0"/>
               </w:rPr>
               <w:t>oc_set_cmd_rsp_cb()</w:t>
@@ -3818,7 +3795,6 @@
                 <w:spacing w:val="0"/>
                 <w:sz w:val="17"/>
                 <w:szCs w:val="17"/>
-                <w:bdr w:val="none" w:color="auto" w:sz="0" w:space="0"/>
                 <w:shd w:val="clear" w:fill="F0F0F0"/>
               </w:rPr>
               <w:t>device_info_init(...)</w:t>
@@ -3876,7 +3852,6 @@
                 <w:spacing w:val="0"/>
                 <w:sz w:val="17"/>
                 <w:szCs w:val="17"/>
-                <w:bdr w:val="none" w:color="auto" w:sz="0" w:space="0"/>
                 <w:shd w:val="clear" w:fill="F0F0F0"/>
               </w:rPr>
               <w:t>oc_mqtt_init()</w:t>
@@ -3934,7 +3909,6 @@
                 <w:spacing w:val="0"/>
                 <w:sz w:val="17"/>
                 <w:szCs w:val="17"/>
-                <w:bdr w:val="none" w:color="auto" w:sz="0" w:space="0"/>
                 <w:shd w:val="clear" w:fill="F0F0F0"/>
               </w:rPr>
               <w:t>oc_mqtt_profile_propertyreport(...)</w:t>
@@ -3964,7 +3938,6 @@
                 <w:spacing w:val="0"/>
                 <w:sz w:val="17"/>
                 <w:szCs w:val="17"/>
-                <w:bdr w:val="none" w:color="auto" w:sz="0" w:space="0"/>
                 <w:shd w:val="clear" w:fill="F0F0F0"/>
               </w:rPr>
               <w:t>payload</w:t>
@@ -3994,7 +3967,6 @@
                 <w:spacing w:val="0"/>
                 <w:sz w:val="17"/>
                 <w:szCs w:val="17"/>
-                <w:bdr w:val="none" w:color="auto" w:sz="0" w:space="0"/>
                 <w:shd w:val="clear" w:fill="F0F0F0"/>
               </w:rPr>
               <w:t>temp</w:t>
@@ -4024,7 +3996,6 @@
                 <w:spacing w:val="0"/>
                 <w:sz w:val="17"/>
                 <w:szCs w:val="17"/>
-                <w:bdr w:val="none" w:color="auto" w:sz="0" w:space="0"/>
                 <w:shd w:val="clear" w:fill="F0F0F0"/>
               </w:rPr>
               <w:t>hum</w:t>
@@ -4054,7 +4025,6 @@
                 <w:spacing w:val="0"/>
                 <w:sz w:val="17"/>
                 <w:szCs w:val="17"/>
-                <w:bdr w:val="none" w:color="auto" w:sz="0" w:space="0"/>
                 <w:shd w:val="clear" w:fill="F0F0F0"/>
               </w:rPr>
               <w:t>lum</w:t>
@@ -4112,7 +4082,6 @@
                 <w:spacing w:val="0"/>
                 <w:sz w:val="17"/>
                 <w:szCs w:val="17"/>
-                <w:bdr w:val="none" w:color="auto" w:sz="0" w:space="0"/>
                 <w:shd w:val="clear" w:fill="F0F0F0"/>
               </w:rPr>
               <w:t>oc_set_cmd_rsp_cb(...)</w:t>
@@ -4170,7 +4139,6 @@
                 <w:spacing w:val="0"/>
                 <w:sz w:val="17"/>
                 <w:szCs w:val="17"/>
-                <w:bdr w:val="none" w:color="auto" w:sz="0" w:space="0"/>
                 <w:shd w:val="clear" w:fill="F0F0F0"/>
               </w:rPr>
               <w:t>e53_ia_init()</w:t>
@@ -4200,7 +4168,6 @@
                 <w:spacing w:val="0"/>
                 <w:sz w:val="17"/>
                 <w:szCs w:val="17"/>
-                <w:bdr w:val="none" w:color="auto" w:sz="0" w:space="0"/>
                 <w:shd w:val="clear" w:fill="F0F0F0"/>
               </w:rPr>
               <w:t>e53_ia_read_data()</w:t>
@@ -4632,7 +4599,6 @@
                 <w:spacing w:val="0"/>
                 <w:sz w:val="17"/>
                 <w:szCs w:val="17"/>
-                <w:bdr w:val="none" w:color="auto" w:sz="0" w:space="0"/>
                 <w:shd w:val="clear" w:fill="F0F0F0"/>
               </w:rPr>
               <w:t>hwaddr</w:t>
@@ -4662,7 +4628,6 @@
                 <w:spacing w:val="0"/>
                 <w:sz w:val="17"/>
                 <w:szCs w:val="17"/>
-                <w:bdr w:val="none" w:color="auto" w:sz="0" w:space="0"/>
                 <w:shd w:val="clear" w:fill="F0F0F0"/>
               </w:rPr>
               <w:t>ROUTE_SSID</w:t>
@@ -4692,7 +4657,6 @@
                 <w:spacing w:val="0"/>
                 <w:sz w:val="17"/>
                 <w:szCs w:val="17"/>
-                <w:bdr w:val="none" w:color="auto" w:sz="0" w:space="0"/>
                 <w:shd w:val="clear" w:fill="F0F0F0"/>
               </w:rPr>
               <w:t>ROUTE_PASSWORD</w:t>
@@ -4722,7 +4686,6 @@
                 <w:spacing w:val="0"/>
                 <w:sz w:val="17"/>
                 <w:szCs w:val="17"/>
-                <w:bdr w:val="none" w:color="auto" w:sz="0" w:space="0"/>
                 <w:shd w:val="clear" w:fill="F0F0F0"/>
               </w:rPr>
               <w:t>ia_deal_cmd_msg()</w:t>
@@ -5116,7 +5079,6 @@
                 <w:spacing w:val="0"/>
                 <w:sz w:val="17"/>
                 <w:szCs w:val="17"/>
-                <w:bdr w:val="none" w:color="auto" w:sz="0" w:space="0"/>
                 <w:shd w:val="clear" w:fill="F0F0F0"/>
               </w:rPr>
               <w:t>iot_cloud_ia_example</w:t>
@@ -5146,7 +5108,6 @@
                 <w:spacing w:val="0"/>
                 <w:sz w:val="17"/>
                 <w:szCs w:val="17"/>
-                <w:bdr w:val="none" w:color="auto" w:sz="0" w:space="0"/>
                 <w:shd w:val="clear" w:fill="F0F0F0"/>
               </w:rPr>
               <w:t>e53_ia_thread</w:t>
@@ -5176,7 +5137,6 @@
                 <w:spacing w:val="0"/>
                 <w:sz w:val="17"/>
                 <w:szCs w:val="17"/>
-                <w:bdr w:val="none" w:color="auto" w:sz="0" w:space="0"/>
                 <w:shd w:val="clear" w:fill="F0F0F0"/>
               </w:rPr>
               <w:t>iot_cloud_ia_thread</w:t>
@@ -5234,7 +5194,6 @@
                 <w:spacing w:val="0"/>
                 <w:sz w:val="17"/>
                 <w:szCs w:val="17"/>
-                <w:bdr w:val="none" w:color="auto" w:sz="0" w:space="0"/>
                 <w:shd w:val="clear" w:fill="F0F0F0"/>
               </w:rPr>
               <w:t>oc_set_cmd_rsp_cb(ia_cmd_response_callback)</w:t>
@@ -5264,7 +5223,6 @@
                 <w:spacing w:val="0"/>
                 <w:sz w:val="17"/>
                 <w:szCs w:val="17"/>
-                <w:bdr w:val="none" w:color="auto" w:sz="0" w:space="0"/>
                 <w:shd w:val="clear" w:fill="F0F0F0"/>
               </w:rPr>
               <w:t>ia_deal_cmd_msg()</w:t>
@@ -5322,7 +5280,6 @@
                 <w:spacing w:val="0"/>
                 <w:sz w:val="17"/>
                 <w:szCs w:val="17"/>
-                <w:bdr w:val="none" w:color="auto" w:sz="0" w:space="0"/>
                 <w:shd w:val="clear" w:fill="F0F0F0"/>
               </w:rPr>
               <w:t>e53_ia_thread</w:t>
@@ -5352,7 +5309,6 @@
                 <w:spacing w:val="0"/>
                 <w:sz w:val="17"/>
                 <w:szCs w:val="17"/>
-                <w:bdr w:val="none" w:color="auto" w:sz="0" w:space="0"/>
                 <w:shd w:val="clear" w:fill="F0F0F0"/>
               </w:rPr>
               <w:t>iot_cloud_ia_thread</w:t>
@@ -5780,7 +5736,6 @@
                 <w:spacing w:val="0"/>
                 <w:sz w:val="17"/>
                 <w:szCs w:val="17"/>
-                <w:bdr w:val="none" w:color="auto" w:sz="0" w:space="0"/>
                 <w:shd w:val="clear" w:fill="F0F0F0"/>
               </w:rPr>
               <w:t>hwaddr[5] = 0x05</w:t>
@@ -7026,8 +6981,6 @@
               </w:rPr>
               <w:t>提供全面复习资源，帮助学生查缺补漏，通过档案汇总实现个性化辅导</w:t>
             </w:r>
-            <w:bookmarkStart w:id="0" w:name="_GoBack"/>
-            <w:bookmarkEnd w:id="0"/>
           </w:p>
         </w:tc>
       </w:tr>
@@ -7168,7 +7121,7 @@
     <w:lsdException w:uiPriority="99" w:name="HTML Acronym"/>
     <w:lsdException w:uiPriority="99" w:name="HTML Address"/>
     <w:lsdException w:uiPriority="99" w:name="HTML Cite"/>
-    <w:lsdException w:uiPriority="99" w:name="HTML Code"/>
+    <w:lsdException w:qFormat="1" w:uiPriority="99" w:name="HTML Code"/>
     <w:lsdException w:uiPriority="99" w:name="HTML Definition"/>
     <w:lsdException w:uiPriority="99" w:name="HTML Keyboard"/>
     <w:lsdException w:uiPriority="99" w:name="HTML Preformatted"/>
@@ -7494,6 +7447,7 @@
     <w:basedOn w:val="9"/>
     <w:semiHidden/>
     <w:unhideWhenUsed/>
+    <w:qFormat/>
     <w:uiPriority w:val="99"/>
     <w:rPr>
       <w:rFonts w:ascii="Courier New" w:hAnsi="Courier New"/>

--- a/01-嵌入式操作系统及应用/01-教案/嵌入式操作系统及应用-31.docx
+++ b/01-嵌入式操作系统及应用/01-教案/嵌入式操作系统及应用-31.docx
@@ -113,6 +113,7 @@
             <w:insideH w:val="single" w:color="auto" w:sz="4" w:space="0"/>
             <w:insideV w:val="single" w:color="auto" w:sz="4" w:space="0"/>
           </w:tblBorders>
+          <w:shd w:val="clear" w:color="auto" w:fill="FFFFFF"/>
           <w:tblCellMar>
             <w:top w:w="0" w:type="dxa"/>
             <w:left w:w="108" w:type="dxa"/>
@@ -236,16 +237,17 @@
             </w:pPr>
             <w:r>
               <w:rPr>
-                <w:rFonts w:ascii="Segoe UI" w:hAnsi="Segoe UI" w:eastAsia="Segoe UI" w:cs="Segoe UI"/>
-                <w:i w:val="0"/>
-                <w:iCs w:val="0"/>
-                <w:caps w:val="0"/>
-                <w:spacing w:val="0"/>
-                <w:sz w:val="16"/>
-                <w:szCs w:val="16"/>
-                <w:shd w:val="clear" w:fill="FBFBFB"/>
-              </w:rPr>
-              <w:t>2026-01-14</w:t>
+                <w:rFonts w:ascii="Noto Sans SC" w:hAnsi="Noto Sans SC" w:eastAsia="Noto Sans SC" w:cs="Noto Sans SC"/>
+                <w:i w:val="0"/>
+                <w:iCs w:val="0"/>
+                <w:caps w:val="0"/>
+                <w:color w:val="000000"/>
+                <w:spacing w:val="0"/>
+                <w:sz w:val="14"/>
+                <w:szCs w:val="14"/>
+                <w:shd w:val="clear" w:fill="FFFFFF"/>
+              </w:rPr>
+              <w:t>2026-01-22</w:t>
             </w:r>
             <w:bookmarkStart w:id="0" w:name="_GoBack"/>
             <w:bookmarkEnd w:id="0"/>
@@ -262,7 +264,6 @@
             <w:insideH w:val="single" w:color="auto" w:sz="4" w:space="0"/>
             <w:insideV w:val="single" w:color="auto" w:sz="4" w:space="0"/>
           </w:tblBorders>
-          <w:shd w:val="clear" w:color="auto" w:fill="FFFFFF"/>
           <w:tblCellMar>
             <w:top w:w="0" w:type="dxa"/>
             <w:left w:w="108" w:type="dxa"/>
@@ -330,7 +331,16 @@
                 <w:szCs w:val="21"/>
                 <w:lang w:eastAsia="zh-CN"/>
               </w:rPr>
-              <w:t>物联网2411</w:t>
+              <w:t>物联网241</w:t>
+            </w:r>
+            <w:r>
+              <w:rPr>
+                <w:rFonts w:hint="eastAsia" w:ascii="宋体" w:hAnsi="宋体" w:eastAsia="宋体" w:cs="宋体"/>
+                <w:sz w:val="21"/>
+                <w:szCs w:val="21"/>
+                <w:lang w:val="en-US" w:eastAsia="zh-CN"/>
+              </w:rPr>
+              <w:t>2</w:t>
             </w:r>
           </w:p>
         </w:tc>
@@ -405,7 +415,6 @@
             <w:insideH w:val="single" w:color="auto" w:sz="4" w:space="0"/>
             <w:insideV w:val="single" w:color="auto" w:sz="4" w:space="0"/>
           </w:tblBorders>
-          <w:shd w:val="clear" w:color="auto" w:fill="FFFFFF"/>
           <w:tblCellMar>
             <w:top w:w="0" w:type="dxa"/>
             <w:left w:w="108" w:type="dxa"/>
@@ -947,7 +956,6 @@
             <w:insideH w:val="single" w:color="auto" w:sz="4" w:space="0"/>
             <w:insideV w:val="single" w:color="auto" w:sz="4" w:space="0"/>
           </w:tblBorders>
-          <w:shd w:val="clear" w:color="auto" w:fill="FFFFFF"/>
           <w:tblCellMar>
             <w:top w:w="0" w:type="dxa"/>
             <w:left w:w="108" w:type="dxa"/>
@@ -1572,7 +1580,6 @@
             <w:insideH w:val="single" w:color="auto" w:sz="4" w:space="0"/>
             <w:insideV w:val="single" w:color="auto" w:sz="4" w:space="0"/>
           </w:tblBorders>
-          <w:shd w:val="clear" w:color="auto" w:fill="FFFFFF"/>
           <w:tblCellMar>
             <w:top w:w="0" w:type="dxa"/>
             <w:left w:w="108" w:type="dxa"/>
@@ -1851,7 +1858,6 @@
             <w:insideH w:val="single" w:color="auto" w:sz="4" w:space="0"/>
             <w:insideV w:val="single" w:color="auto" w:sz="4" w:space="0"/>
           </w:tblBorders>
-          <w:shd w:val="clear" w:color="auto" w:fill="FFFFFF"/>
           <w:tblCellMar>
             <w:top w:w="0" w:type="dxa"/>
             <w:left w:w="108" w:type="dxa"/>
@@ -1991,7 +1997,6 @@
             <w:insideH w:val="single" w:color="auto" w:sz="4" w:space="0"/>
             <w:insideV w:val="single" w:color="auto" w:sz="4" w:space="0"/>
           </w:tblBorders>
-          <w:shd w:val="clear" w:color="auto" w:fill="FFFFFF"/>
           <w:tblCellMar>
             <w:top w:w="0" w:type="dxa"/>
             <w:left w:w="108" w:type="dxa"/>
